--- a/submission/03_idempotent_consumer_dlq.docx
+++ b/submission/03_idempotent_consumer_dlq.docx
@@ -9,7 +9,7 @@
           <w:color w:val="122F57"/>
           <w:sz w:val="36"/>
         </w:rPr>
-        <w:t>Mal Account Service Platform</w:t>
+        <w:t>Bank Account Service Platform</w:t>
       </w:r>
     </w:p>
     <w:p>
@@ -28,7 +28,7 @@
     </w:p>
     <w:p>
       <w:r>
-        <w:t>Context: Mal is treated as an early-stage bank. The design favours fast, boring delivery paths with reliability controls that protect customer trust, account-read availability, and operational speed.</w:t>
+        <w:t>Context: an anonymized bank is treated as an early-stage bank. The design favours fast, boring delivery paths with reliability controls that protect customer trust, account-read availability, and operational speed.</w:t>
       </w:r>
     </w:p>
     <w:p>
@@ -88,7 +88,7 @@
           </w:tcPr>
           <w:p>
             <w:r>
-              <w:t>app/src/mal_account_service/consumer.py</w:t>
+              <w:t>app/src/bank_account_service/consumer.py</w:t>
             </w:r>
           </w:p>
         </w:tc>
@@ -110,7 +110,7 @@
           </w:tcPr>
           <w:p>
             <w:r>
-              <w:t>app/src/mal_account_service/idempotency.py</w:t>
+              <w:t>app/src/bank_account_service/idempotency.py</w:t>
             </w:r>
           </w:p>
         </w:tc>
@@ -245,7 +245,7 @@
         <w:pStyle w:val="Heading3"/>
       </w:pPr>
       <w:r>
-        <w:t>app/src/mal_account_service/consumer.py</w:t>
+        <w:t>app/src/bank_account_service/consumer.py</w:t>
       </w:r>
     </w:p>
     <w:p>
@@ -277,7 +277,7 @@
         <w:pStyle w:val="CodeBlock"/>
       </w:pPr>
       <w:r>
-        <w:t>from mal_account_service.db import get_connection</w:t>
+        <w:t>from bank_account_service.db import get_connection</w:t>
       </w:r>
     </w:p>
     <w:p>
@@ -285,7 +285,7 @@
         <w:pStyle w:val="CodeBlock"/>
       </w:pPr>
       <w:r>
-        <w:t>from mal_account_service.idempotency import mark_event_processed</w:t>
+        <w:t>from bank_account_service.idempotency import mark_event_processed</w:t>
       </w:r>
     </w:p>
     <w:p>
@@ -557,7 +557,7 @@
         <w:pStyle w:val="Heading3"/>
       </w:pPr>
       <w:r>
-        <w:t>app/src/mal_account_service/idempotency.py</w:t>
+        <w:t>app/src/bank_account_service/idempotency.py</w:t>
       </w:r>
     </w:p>
     <w:p>
@@ -797,7 +797,7 @@
         <w:pStyle w:val="CodeBlock"/>
       </w:pPr>
       <w:r>
-        <w:t>from mal_account_service import consumer</w:t>
+        <w:t>from bank_account_service import consumer</w:t>
       </w:r>
     </w:p>
     <w:p>
@@ -1781,7 +1781,7 @@
         <w:pStyle w:val="CodeBlock"/>
       </w:pPr>
       <w:r>
-        <w:t>This is implemented in `app/src/mal_account_service/consumer.py` and `app/src/mal_account_service/idempotency.py`.</w:t>
+        <w:t>This is implemented in `app/src/bank_account_service/consumer.py` and `app/src/bank_account_service/idempotency.py`.</w:t>
       </w:r>
     </w:p>
     <w:p>
